--- a/massive_hemoptysis_radiomics_Results.docx
+++ b/massive_hemoptysis_radiomics_Results.docx
@@ -126,7 +126,7 @@
           <w:i/>
           <w:sz w:val="24"/>
         </w:rPr>
-        <w:t>3.5. Development and Performance of the Clinical–Radiomic Nomogram</w:t>
+        <w:t>3.5. Development and Performance of the Clinical–Radiomic Nomogram for Differentiating Massive Haemoptysis</w:t>
       </w:r>
     </w:p>
     <w:p>
@@ -137,7 +137,7 @@
         <w:rPr>
           <w:rFonts w:ascii="Times New Roman" w:hAnsi="Times New Roman" w:eastAsia="Times New Roman"/>
         </w:rPr>
-        <w:t>A nomogram was constructed from the four independent factors — tuberculosis, BAA, fibrinogen, and the Rad-score (Figure 5). At a predicted-probability cut-point of 0.255, defined by the maximum Youden index in the training cohort and applied unchanged to the internal validation cohort, the nomogram achieved an accuracy of 0.824 (108/131), a sensitivity of 0.767 (23/30), and a specificity of 0.842 (85/101) in the training cohort, and an accuracy of 0.684 (39/57), a sensitivity of 0.750 (9/12), and a specificity of 0.667 (30/45) in the internal validation cohort (Table 3). Discrimination, measured as the area under the receiver operating characteristic curve (AUC), was 0.850 (95% CI 0.775–0.925) in the training cohort and 0.794 (0.631–0.958) in the internal validation cohort (Figure 6a,b); the wide confidence interval in the internal validation cohort reflects its small size (12 events). Calibration curves lay close to the diagonal, with a bootstrap-corrected mean absolute error of 0.024 (training) and 0.044 (internal validation) (Figure 6c,d). Decision-curve analysis showed a positive net benefit relative to the treat-all and treat-none strategies over a broad range of threshold probabilities (approximately 0.10–0.70 in the training cohort and 0.10–0.60 in the internal validation cohort) (Figure 6e,f).</w:t>
+        <w:t>A nomogram was constructed to estimate the probability that a patient's haemoptysis was massive — that is, to differentiate massive from non-massive haemoptysis at presentation rather than to forecast future bleeding — from the four independent factors: tuberculosis, BAA, fibrinogen, and the Rad-score (Figure 5). At an estimated-probability cut-point of 0.255, defined by the maximum Youden index in the training cohort and applied unchanged to the internal validation cohort, the nomogram achieved an accuracy of 0.824 (108/131), a sensitivity of 0.767 (23/30), and a specificity of 0.842 (85/101) in the training cohort, and an accuracy of 0.684 (39/57), a sensitivity of 0.750 (9/12), and a specificity of 0.667 (30/45) in the internal validation cohort (Table 3). Discrimination, measured as the area under the receiver operating characteristic curve (AUC), was 0.850 (95% CI 0.775–0.925) in the training cohort and 0.794 (0.631–0.958) in the internal validation cohort (Figure 6a,b); the wide confidence interval in the internal validation cohort reflects its small size (12 events). Calibration curves lay close to the diagonal, with a bootstrap-corrected mean absolute error of 0.024 (training) and 0.044 (internal validation) (Figure 6c,d). Decision-curve analysis showed a positive net benefit relative to the treat-all and treat-none strategies over a broad range of threshold probabilities (approximately 0.10–0.70 in the training cohort and 0.10–0.60 in the internal validation cohort) (Figure 6e,f).</w:t>
       </w:r>
     </w:p>
     <w:p>

--- a/massive_hemoptysis_radiomics_Results.docx
+++ b/massive_hemoptysis_radiomics_Results.docx
@@ -37,7 +37,7 @@
         <w:rPr>
           <w:rFonts w:ascii="Times New Roman" w:hAnsi="Times New Roman" w:eastAsia="Times New Roman"/>
         </w:rPr>
-        <w:t>A total of 188 patients with haemoptysis who underwent enhanced chest CT between January 2021 and June 2025 were included (Figure 1). Massive haemoptysis was identified in 42 patients (22.34%) and non-massive haemoptysis in 146 (77.66%). The cohort was randomly partitioned into a training set (n = 131) and an internal validation set (n = 57) in a 7:3 ratio, with a comparable prevalence of massive haemoptysis in the two sets (30/131, 22.90% vs 12/57, 21.05%). Because both sets were drawn from a single cohort by random partition, the between-set comparisons in Table 1 are descriptive; the two sets were similar across demographic, clinical, and laboratory variables, with the exception of bronchial artery abnormality (BAA), which was more frequent in the internal validation set (29.82% vs 16.03%). Full baseline characteristics are summarized in Table 1.</w:t>
+        <w:t>A total of 188 patients with hemoptysis who underwent enhanced chest CT between January 2021 and June 2025 were included (Figure 1). Massive hemoptysis was identified in 42 patients (22.34%) and non-massive hemoptysis in 146 (77.66%). The cohort was randomly partitioned into a training set (n = 131) and an internal validation set (n = 57) in a 7:3 ratio, with a comparable prevalence of massive hemoptysis in the two sets (30/131, 22.90% vs 12/57, 21.05%). Because both sets were drawn from a single cohort by random partition, the between-set comparisons in Table 1 are descriptive; the two sets were similar across demographic, clinical, and laboratory variables, with the exception of bronchial artery abnormality (BAA), which was more frequent in the internal validation set (29.82% vs 16.03%). Full baseline characteristics are summarized in Table 1.</w:t>
       </w:r>
     </w:p>
     <w:p>
@@ -76,7 +76,7 @@
           <w:i/>
           <w:sz w:val="24"/>
         </w:rPr>
-        <w:t>3.3. Association Between the Rad-score and Massive Haemoptysis</w:t>
+        <w:t>3.3. Association Between the Rad-score and Massive Hemoptysis</w:t>
       </w:r>
     </w:p>
     <w:p>
@@ -87,7 +87,7 @@
         <w:rPr>
           <w:rFonts w:ascii="Times New Roman" w:hAnsi="Times New Roman" w:eastAsia="Times New Roman"/>
         </w:rPr>
-        <w:t>The Rad-score was higher in patients with massive haemoptysis than in those with non-massive haemoptysis. In the training cohort, the median Rad-score was −1.043 (Q1, Q3: −1.189, −0.706) in the massive group versus −1.361 (−1.640, −1.062) in the non-massive group (Mann–Whitney U test, P = 1.49 × 10⁻⁵). The difference was in the same direction in the internal validation cohort (−1.029 [−1.275, −0.596] vs −1.189 [−1.523, −0.954]) but did not reach statistical significance (P = 0.122) (Table 4, Figure 3).</w:t>
+        <w:t>The Rad-score was higher in patients with massive hemoptysis than in those with non-massive hemoptysis. In the training cohort, the median Rad-score was −1.043 (Q1, Q3: −1.189, −0.706) in the massive group versus −1.361 (−1.640, −1.062) in the non-massive group (Mann–Whitney U test, P = 1.49 × 10⁻⁵). The difference was in the same direction in the internal validation cohort (−1.029 [−1.275, −0.596] vs −1.189 [−1.523, −0.954]) but did not reach statistical significance (P = 0.122) (Table 4, Figure 3).</w:t>
       </w:r>
     </w:p>
     <w:p>
@@ -101,7 +101,7 @@
           <w:i/>
           <w:sz w:val="24"/>
         </w:rPr>
-        <w:t>3.4. Independent Factors Associated with Massive Haemoptysis</w:t>
+        <w:t>3.4. Independent Factors Associated with Massive Hemoptysis</w:t>
       </w:r>
     </w:p>
     <w:p>
@@ -112,7 +112,7 @@
         <w:rPr>
           <w:rFonts w:ascii="Times New Roman" w:hAnsi="Times New Roman" w:eastAsia="Times New Roman"/>
         </w:rPr>
-        <w:t>On univariable logistic regression, tuberculosis (odds ratio [OR] 4.23, 95% CI 1.43–12.51; P = 0.009), bronchiectasis (OR 2.36, 1.03–5.41; P = 0.042), BAA (OR 5.27, 1.96–14.16; P = 0.001), fibrinogen (OR 0.57, 0.39–0.83; P = 0.004), and the Rad-score (OR 7.96, 2.75–23.11; P &lt; 0.001) were associated with massive haemoptysis. In the multivariable model, four variables remained independently associated with massive haemoptysis: tuberculosis (adjusted OR 5.18, 1.42–18.93; P = 0.013), BAA (adjusted OR 4.32, 1.33–14.10; P = 0.015), the Rad-score (adjusted OR 4.73, 1.53–14.63; P = 0.007), and fibrinogen, which was inversely associated (adjusted OR 0.65, 0.45–0.95; P = 0.025); bronchiectasis was not retained (Table 2, Figure 4).</w:t>
+        <w:t>On univariable logistic regression, tuberculosis (odds ratio [OR] 4.23, 95% CI 1.43–12.51; P = 0.009), bronchiectasis (OR 2.36, 1.03–5.41; P = 0.042), BAA (OR 5.27, 1.96–14.16; P = 0.001), fibrinogen (OR 0.57, 0.39–0.83; P = 0.004), and the Rad-score (OR 7.96, 2.75–23.11; P &lt; 0.001) were associated with massive hemoptysis. In the multivariable model, four variables remained independently associated with massive hemoptysis: tuberculosis (adjusted OR 5.18, 1.42–18.93; P = 0.013), BAA (adjusted OR 4.32, 1.33–14.10; P = 0.015), the Rad-score (adjusted OR 4.73, 1.53–14.63; P = 0.007), and fibrinogen, which was inversely associated (adjusted OR 0.65, 0.45–0.95; P = 0.025); bronchiectasis was not retained (Table 2, Figure 4).</w:t>
       </w:r>
     </w:p>
     <w:p>
@@ -126,7 +126,7 @@
           <w:i/>
           <w:sz w:val="24"/>
         </w:rPr>
-        <w:t>3.5. Development and Performance of the Clinical–Radiomic Nomogram for Differentiating Massive Haemoptysis</w:t>
+        <w:t>3.5. Development and Performance of the Clinical–Radiomic Nomogram for Differentiating Massive Hemoptysis</w:t>
       </w:r>
     </w:p>
     <w:p>
@@ -137,7 +137,7 @@
         <w:rPr>
           <w:rFonts w:ascii="Times New Roman" w:hAnsi="Times New Roman" w:eastAsia="Times New Roman"/>
         </w:rPr>
-        <w:t>A nomogram was constructed to estimate the probability that a patient's haemoptysis was massive — that is, to differentiate massive from non-massive haemoptysis at presentation rather than to forecast future bleeding — from the four independent factors: tuberculosis, BAA, fibrinogen, and the Rad-score (Figure 5). At an estimated-probability cut-point of 0.255, defined by the maximum Youden index in the training cohort and applied unchanged to the internal validation cohort, the nomogram achieved an accuracy of 0.824 (108/131), a sensitivity of 0.767 (23/30), and a specificity of 0.842 (85/101) in the training cohort, and an accuracy of 0.684 (39/57), a sensitivity of 0.750 (9/12), and a specificity of 0.667 (30/45) in the internal validation cohort (Table 3). Discrimination, measured as the area under the receiver operating characteristic curve (AUC), was 0.850 (95% CI 0.775–0.925) in the training cohort and 0.794 (0.631–0.958) in the internal validation cohort (Figure 6a,b); the wide confidence interval in the internal validation cohort reflects its small size (12 events). Calibration curves lay close to the diagonal, with a bootstrap-corrected mean absolute error of 0.024 (training) and 0.044 (internal validation) (Figure 6c,d). Decision-curve analysis showed a positive net benefit relative to the treat-all and treat-none strategies over a broad range of threshold probabilities (approximately 0.10–0.70 in the training cohort and 0.10–0.60 in the internal validation cohort) (Figure 6e,f).</w:t>
+        <w:t>A nomogram was constructed to estimate the probability that a patient's hemoptysis was massive — that is, for the differential diagnosis of massive versus non-massive hemoptysis rather than the prediction of future bleeding — from the four independent factors: tuberculosis, BAA, fibrinogen, and the Rad-score (Figure 5). At an estimated-probability cut-point of 0.255, defined by the maximum Youden index in the training cohort and applied unchanged to the internal validation cohort, the nomogram achieved an accuracy of 0.824 (108/131), a sensitivity of 0.767 (23/30), and a specificity of 0.842 (85/101) in the training cohort, and an accuracy of 0.684 (39/57), a sensitivity of 0.750 (9/12), and a specificity of 0.667 (30/45) in the internal validation cohort (Table 3). Discrimination, measured as the area under the receiver operating characteristic curve (AUC), was 0.850 (95% CI 0.775–0.925) in the training cohort and 0.794 (0.631–0.958) in the internal validation cohort (Figure 6a,b); the wide confidence interval in the internal validation cohort reflects its small size (12 events). Calibration curves lay close to the diagonal, with a bootstrap-corrected mean absolute error of 0.024 (training) and 0.044 (internal validation) (Figure 6c,d). Decision-curve analysis showed a positive net benefit relative to the treat-all and treat-none strategies over a broad range of threshold probabilities (approximately 0.10–0.70 in the training cohort and 0.10–0.60 in the internal validation cohort) (Figure 6e,f).</w:t>
       </w:r>
     </w:p>
     <w:p>

--- a/massive_hemoptysis_radiomics_Results.docx
+++ b/massive_hemoptysis_radiomics_Results.docx
@@ -8,7 +8,7 @@
       </w:pPr>
       <w:r>
         <w:rPr>
-          <w:rFonts w:ascii="Times New Roman" w:hAnsi="Times New Roman"/>
+          <w:rFonts w:ascii="Times New Roman" w:hAnsi="Times New Roman" w:eastAsia="Times New Roman"/>
           <w:b/>
           <w:sz w:val="28"/>
         </w:rPr>
@@ -21,7 +21,7 @@
       </w:pPr>
       <w:r>
         <w:rPr>
-          <w:rFonts w:ascii="Times New Roman" w:hAnsi="Times New Roman"/>
+          <w:rFonts w:ascii="Times New Roman" w:hAnsi="Times New Roman" w:eastAsia="Times New Roman"/>
           <w:b/>
           <w:i/>
           <w:sz w:val="24"/>
@@ -37,7 +37,7 @@
         <w:rPr>
           <w:rFonts w:ascii="Times New Roman" w:hAnsi="Times New Roman" w:eastAsia="Times New Roman"/>
         </w:rPr>
-        <w:t>A total of 188 patients with hemoptysis who underwent enhanced chest CT between January 2021 and June 2025 were included (Figure 1). Massive hemoptysis was identified in 42 patients (22.34%) and non-massive hemoptysis in 146 (77.66%). The cohort was randomly partitioned into a training set (n = 131) and an internal validation set (n = 57) in a 7:3 ratio, with a comparable prevalence of massive hemoptysis in the two sets (30/131, 22.90% vs 12/57, 21.05%). Because both sets were drawn from a single cohort by random partition, the between-set comparisons in Table 1 are descriptive; the two sets were similar across demographic, clinical, and laboratory variables, with the exception of bronchial artery abnormality (BAA), which was more frequent in the internal validation set (29.82% vs 16.03%). Full baseline characteristics are summarized in Table 1.</w:t>
+        <w:t>A total of 188 patients with hemoptysis who underwent contrast-enhanced chest CT between January 2021 and June 2025 were included (Figure 1). Massive hemoptysis was identified in 42 patients (22.34%) and non-massive hemoptysis in 146 (77.66%). The cohort was randomly divided into a training set (n = 131) and an internal validation set (n = 57) in a 7:3 ratio, with a similar prevalence of massive hemoptysis in the two sets (30/131, 22.90% vs 12/57, 21.05%; P = 0.779). The training and internal validation sets were comparable across all demographic, clinical, laboratory, and angiographic variables (all P &gt; 0.05), including bronchial artery abnormality (BAA; 13.74% vs 24.56%, P = 0.109). Baseline characteristics are summarized in Table 1.</w:t>
       </w:r>
     </w:p>
     <w:p>
@@ -46,7 +46,7 @@
       </w:pPr>
       <w:r>
         <w:rPr>
-          <w:rFonts w:ascii="Times New Roman" w:hAnsi="Times New Roman"/>
+          <w:rFonts w:ascii="Times New Roman" w:hAnsi="Times New Roman" w:eastAsia="Times New Roman"/>
           <w:b/>
           <w:i/>
           <w:sz w:val="24"/>
@@ -71,7 +71,7 @@
       </w:pPr>
       <w:r>
         <w:rPr>
-          <w:rFonts w:ascii="Times New Roman" w:hAnsi="Times New Roman"/>
+          <w:rFonts w:ascii="Times New Roman" w:hAnsi="Times New Roman" w:eastAsia="Times New Roman"/>
           <w:b/>
           <w:i/>
           <w:sz w:val="24"/>
@@ -96,7 +96,7 @@
       </w:pPr>
       <w:r>
         <w:rPr>
-          <w:rFonts w:ascii="Times New Roman" w:hAnsi="Times New Roman"/>
+          <w:rFonts w:ascii="Times New Roman" w:hAnsi="Times New Roman" w:eastAsia="Times New Roman"/>
           <w:b/>
           <w:i/>
           <w:sz w:val="24"/>
@@ -112,7 +112,7 @@
         <w:rPr>
           <w:rFonts w:ascii="Times New Roman" w:hAnsi="Times New Roman" w:eastAsia="Times New Roman"/>
         </w:rPr>
-        <w:t>On univariable logistic regression, tuberculosis (odds ratio [OR] 4.23, 95% CI 1.43–12.51; P = 0.009), bronchiectasis (OR 2.36, 1.03–5.41; P = 0.042), BAA (OR 5.27, 1.96–14.16; P = 0.001), fibrinogen (OR 0.57, 0.39–0.83; P = 0.004), and the Rad-score (OR 7.96, 2.75–23.11; P &lt; 0.001) were associated with massive hemoptysis. In the multivariable model, four variables remained independently associated with massive hemoptysis: tuberculosis (adjusted OR 5.18, 1.42–18.93; P = 0.013), BAA (adjusted OR 4.32, 1.33–14.10; P = 0.015), the Rad-score (adjusted OR 4.73, 1.53–14.63; P = 0.007), and fibrinogen, which was inversely associated (adjusted OR 0.65, 0.45–0.95; P = 0.025); bronchiectasis was not retained (Table 2, Figure 4).</w:t>
+        <w:t>On univariable logistic regression, tuberculosis (odds ratio [OR] 4.23, 95% CI 1.43–12.51; P = 0.009), bronchiectasis (OR 2.36, 1.03–5.41; P = 0.042), BAA (OR 5.81, 2.04–16.57; P = 0.001), fibrinogen (OR 0.57, 0.39–0.83; P = 0.004), and the Rad-score (OR 7.96, 2.75–23.11; P &lt; 0.001) were associated with massive hemoptysis. In the multivariable model, four variables remained independently associated with massive hemoptysis: tuberculosis (adjusted OR 5.55, 1.54–19.96; P = 0.009), BAA (adjusted OR 5.04, 1.46–17.34; P = 0.010), the Rad-score (adjusted OR 4.73, 1.54–14.58; P = 0.007), and fibrinogen, which was inversely associated (adjusted OR 0.66, 0.45–0.97; P = 0.033); bronchiectasis was not retained (Table 2, Figure 4).</w:t>
       </w:r>
     </w:p>
     <w:p>
@@ -121,12 +121,12 @@
       </w:pPr>
       <w:r>
         <w:rPr>
-          <w:rFonts w:ascii="Times New Roman" w:hAnsi="Times New Roman"/>
+          <w:rFonts w:ascii="Times New Roman" w:hAnsi="Times New Roman" w:eastAsia="Times New Roman"/>
           <w:b/>
           <w:i/>
           <w:sz w:val="24"/>
         </w:rPr>
-        <w:t>3.5. Development and Performance of the Clinical–Radiomic Nomogram for Differentiating Massive Hemoptysis</w:t>
+        <w:t>3.5. Development and Performance of the Clinical–Radiomic Nomogram</w:t>
       </w:r>
     </w:p>
     <w:p>
@@ -137,7 +137,7 @@
         <w:rPr>
           <w:rFonts w:ascii="Times New Roman" w:hAnsi="Times New Roman" w:eastAsia="Times New Roman"/>
         </w:rPr>
-        <w:t>A nomogram was constructed to estimate the probability that a patient's hemoptysis was massive — that is, for the differential diagnosis of massive versus non-massive hemoptysis rather than the prediction of future bleeding — from the four independent factors: tuberculosis, BAA, fibrinogen, and the Rad-score (Figure 5). At an estimated-probability cut-point of 0.255, defined by the maximum Youden index in the training cohort and applied unchanged to the internal validation cohort, the nomogram achieved an accuracy of 0.824 (108/131), a sensitivity of 0.767 (23/30), and a specificity of 0.842 (85/101) in the training cohort, and an accuracy of 0.684 (39/57), a sensitivity of 0.750 (9/12), and a specificity of 0.667 (30/45) in the internal validation cohort (Table 3). Discrimination, measured as the area under the receiver operating characteristic curve (AUC), was 0.850 (95% CI 0.775–0.925) in the training cohort and 0.794 (0.631–0.958) in the internal validation cohort (Figure 6a,b); the wide confidence interval in the internal validation cohort reflects its small size (12 events). Calibration curves lay close to the diagonal, with a bootstrap-corrected mean absolute error of 0.024 (training) and 0.044 (internal validation) (Figure 6c,d). Decision-curve analysis showed a positive net benefit relative to the treat-all and treat-none strategies over a broad range of threshold probabilities (approximately 0.10–0.70 in the training cohort and 0.10–0.60 in the internal validation cohort) (Figure 6e,f).</w:t>
+        <w:t>A nomogram (the combined model) was constructed from the four independent factors — tuberculosis, BAA, fibrinogen, and the Rad-score — to estimate the probability that a patient's hemoptysis was massive, that is, for the differential diagnosis of massive versus non-massive hemoptysis rather than the prediction of future bleeding (Figure 5). At an estimated-probability cut-point of 0.249, defined by the maximum Youden index in the training cohort and applied unchanged to the internal validation cohort, the nomogram achieved an accuracy of 0.817, a sensitivity of 0.733, and a specificity of 0.842 in the training cohort, and an accuracy of 0.702, a sensitivity of 0.750, and a specificity of 0.689 in the internal validation cohort (Table 3). Discrimination, measured as the area under the receiver operating characteristic curve (AUC), was 0.842 (95% CI 0.766–0.919) in the training cohort and 0.811 (0.654–0.969) in the internal validation cohort, and did not differ significantly between the two cohorts (DeLong test, P = 0.729) (Figure 6a,b; Table 3). Calibration was acceptable, with no significant lack of fit on the Hosmer–Lemeshow test in either the training cohort (χ² = 4.795, df = 8, P = 0.779) or the internal validation cohort (χ² = 11.350, df = 8, P = 0.183) (Figure 6c,d). Decision-curve analysis showed a positive net benefit relative to the treat-all and treat-none strategies across threshold probabilities of approximately 1–80% in the training cohort and 7–62% in the internal validation cohort (Figure 6e,f).</w:t>
       </w:r>
     </w:p>
     <w:p>
@@ -146,7 +146,7 @@
       </w:pPr>
       <w:r>
         <w:rPr>
-          <w:rFonts w:ascii="Times New Roman" w:hAnsi="Times New Roman"/>
+          <w:rFonts w:ascii="Times New Roman" w:hAnsi="Times New Roman" w:eastAsia="Times New Roman"/>
           <w:b/>
           <w:i/>
           <w:sz w:val="24"/>
@@ -162,7 +162,7 @@
         <w:rPr>
           <w:rFonts w:ascii="Times New Roman" w:hAnsi="Times New Roman" w:eastAsia="Times New Roman"/>
         </w:rPr>
-        <w:t>The discrimination of the nomogram was compared with that of a model based on the three clinical variables alone (tuberculosis, BAA, and fibrinogen) and with the Rad-score alone. In the training cohort, the AUCs were 0.850 (0.775–0.925) for the nomogram, 0.796 (0.693–0.898) for the clinical model, and 0.761 (0.672–0.850) for the Rad-score; the corresponding values in the internal validation cohort were 0.794 (0.631–0.958), 0.744 (0.555–0.934), and 0.647 (0.456–0.839) (Table 5, Figure 7c,d). Receiver operating characteristic curves for each individual predictor, the Rad-score, and the nomogram are shown in Figure 7a (training) and Figure 7b (internal validation); in the training cohort the nomogram and the Rad-score lay above any single clinical factor across most of the curve, whereas in the internal validation cohort the curves converged and BAA alone performed comparably to the multivariable models.</w:t>
+        <w:t>The combined model (nomogram) had the highest AUC in both cohorts. In the training cohort, the AUCs were 0.842 (0.766–0.919) for the combined model, 0.779 (0.671–0.886) for the clinical model (tuberculosis, BAA, and fibrinogen), and 0.761 (0.672–0.850) for the Rad-score alone; the corresponding values in the internal validation cohort were 0.811 (0.654–0.969), 0.776 (0.585–0.967), and 0.647 (0.456–0.839) (Table 5, Figure 7c,d). ROC curves for each individual predictor, the Rad-score, and the nomogram are shown in Figure 7a (training) and Figure 7b (internal validation).</w:t>
       </w:r>
     </w:p>
     <w:p>
@@ -173,7 +173,7 @@
         <w:rPr>
           <w:rFonts w:ascii="Times New Roman" w:hAnsi="Times New Roman" w:eastAsia="Times New Roman"/>
         </w:rPr>
-        <w:t>By the DeLong test, the difference in AUC between the nomogram and the Rad-score alone reached nominal significance in the training cohort (Z = 2.06, P = 0.040) but not the Bonferroni-corrected threshold of P = 0.0167 for three comparisons per cohort; the difference between the nomogram and the clinical model was not significant (Z = 1.84, P = 0.066), and no pairwise difference was significant in the internal validation cohort (all P &gt; 0.17) (Table 5). Adding the Rad-score to the clinical model yielded an integrated discrimination improvement (IDI) of 0.062 (95% CI 0.013–0.111; P = 0.013) and a continuous net reclassification improvement (NRI) of 0.428 (0.029–0.827; P = 0.036) in the training cohort; in the internal validation cohort neither index was significant (IDI 0.064 [−0.044–0.171], P = 0.245; NRI 0.544 [−0.076–1.165], P = 0.085) (Table 6). Because the continuous NRI is known to reject the null more readily than its nominal level implies, the IDI provides the more conservative estimate; on that basis the incremental value of the Rad-score over the clinical variables was supported only in the training cohort and was not confirmed in internal validation.</w:t>
+        <w:t>By the DeLong test (Table 6), the combined model discriminated significantly better than the clinical model in the training cohort (Z = 2.125, P = 0.034), with a difference versus the Rad-score alone that approached but did not reach significance (Z = 1.853, P = 0.064); the clinical and Rad-score models did not differ (P = 0.799). With three pairwise comparisons per cohort, the combined-versus-clinical difference was nominal and would not survive a Bonferroni-corrected threshold of P = 0.0167, and no pairwise difference was significant in the internal validation cohort (all P &gt; 0.12). Adding the Rad-score to the clinical model improved reclassification: in the training cohort the continuous net reclassification improvement (NRI) was 0.494 (95% CI 0.101–0.888; P = 0.014) and the integrated discrimination improvement (IDI) was 0.062 (0.014–0.109; P = 0.012); in the internal validation cohort the NRI remained significant (0.633 [0.019–1.248]; P = 0.043), whereas the IDI did not (0.057 [−0.048–0.162]; P = 0.288) (Table 7).</w:t>
       </w:r>
     </w:p>
     <w:sectPr>
